--- a/docs/FRS.docx
+++ b/docs/FRS.docx
@@ -1727,7 +1727,7 @@
         <w:t xml:space="preserve">panga-gmail-cta-scan</w:t>
       </w:r>
       <w:r>
-        <w:t xml:space="preserve">, 4x/day) — reads Zahir's inbox, classifies</w:t>
+        <w:t xml:space="preserve">, 3x/day — 8am/12pm/4pm) — reads Zahir's inbox, classifies</w:t>
       </w:r>
     </w:p>
     <w:p>
@@ -1906,15 +1906,33 @@
         <w:t xml:space="preserve">panga-cta-fulfillment</w:t>
       </w:r>
       <w:r>
-        <w:t xml:space="preserve">, every 10 min) — executes</w:t>
-      </w:r>
-    </w:p>
-    <w:p>
-      <w:pPr>
-        <w:spacing w:after="120"/>
-      </w:pPr>
-      <w:r>
-        <w:t xml:space="preserve">   what Zahir clicks on that page. </w:t>
+        <w:t xml:space="preserve">, 2x/day — 8am/4pm, throttled</w:t>
+      </w:r>
+    </w:p>
+    <w:p>
+      <w:pPr>
+        <w:spacing w:after="120"/>
+      </w:pPr>
+      <w:r>
+        <w:t xml:space="preserve">   down from every 10 minutes 2026-08-05 for cost reasons — a manual "Send
+</w:t>
+      </w:r>
+    </w:p>
+    <w:p>
+      <w:pPr>
+        <w:spacing w:after="120"/>
+      </w:pPr>
+      <w:r>
+        <w:t xml:space="preserve">   and receive" button on the dashboard covers the gap in between) —
+</w:t>
+      </w:r>
+    </w:p>
+    <w:p>
+      <w:pPr>
+        <w:spacing w:after="120"/>
+      </w:pPr>
+      <w:r>
+        <w:t xml:space="preserve">   executes what Zahir clicks on that page. </w:t>
       </w:r>
       <w:r>
         <w:rPr>
@@ -1924,16 +1942,16 @@
         <w:t xml:space="preserve">Dismiss</w:t>
       </w:r>
       <w:r>
-        <w:t xml:space="preserve"> archives the email in Gmail
-</w:t>
-      </w:r>
-    </w:p>
-    <w:p>
-      <w:pPr>
-        <w:spacing w:after="120"/>
-      </w:pPr>
-      <w:r>
-        <w:t xml:space="preserve">   and labels it </w:t>
+        <w:t xml:space="preserve"> archives the email
+</w:t>
+      </w:r>
+    </w:p>
+    <w:p>
+      <w:pPr>
+        <w:spacing w:after="120"/>
+      </w:pPr>
+      <w:r>
+        <w:t xml:space="preserve">   in Gmail and labels it </w:t>
       </w:r>
       <w:r>
         <w:rPr>
@@ -1955,25 +1973,25 @@
         <w:t xml:space="preserve">Draft reply</w:t>
       </w:r>
       <w:r>
-        <w:t xml:space="preserve"> has Claude compose a real
-</w:t>
-      </w:r>
-    </w:p>
-    <w:p>
-      <w:pPr>
-        <w:spacing w:after="120"/>
-      </w:pPr>
-      <w:r>
-        <w:t xml:space="preserve">   Gmail draft tailored to the email (category + content), created via the
-</w:t>
-      </w:r>
-    </w:p>
-    <w:p>
-      <w:pPr>
-        <w:spacing w:after="120"/>
-      </w:pPr>
-      <w:r>
-        <w:t xml:space="preserve">   Gmail connector but </w:t>
+        <w:t xml:space="preserve"> has Claude
+</w:t>
+      </w:r>
+    </w:p>
+    <w:p>
+      <w:pPr>
+        <w:spacing w:after="120"/>
+      </w:pPr>
+      <w:r>
+        <w:t xml:space="preserve">   compose a real Gmail draft tailored to the email (category + content),
+</w:t>
+      </w:r>
+    </w:p>
+    <w:p>
+      <w:pPr>
+        <w:spacing w:after="120"/>
+      </w:pPr>
+      <w:r>
+        <w:t xml:space="preserve">   created via the Gmail connector but </w:t>
       </w:r>
       <w:r>
         <w:rPr>
@@ -1983,16 +2001,25 @@
         <w:t xml:space="preserve">never auto-sent</w:t>
       </w:r>
       <w:r>
-        <w:t xml:space="preserve"> — Zahir reviews and sends it
-</w:t>
-      </w:r>
-    </w:p>
-    <w:p>
-      <w:pPr>
-        <w:spacing w:after="120"/>
-      </w:pPr>
-      <w:r>
-        <w:t xml:space="preserve">   himself, same "prepare but don't submit" principle as §2's application
+        <w:t xml:space="preserve"> — Zahir reviews
+</w:t>
+      </w:r>
+    </w:p>
+    <w:p>
+      <w:pPr>
+        <w:spacing w:after="120"/>
+      </w:pPr>
+      <w:r>
+        <w:t xml:space="preserve">   and sends it himself, same "prepare but don't submit" principle as §2's
+</w:t>
+      </w:r>
+    </w:p>
+    <w:p>
+      <w:pPr>
+        <w:spacing w:after="120"/>
+      </w:pPr>
+      <w:r>
+        <w:t xml:space="preserve">   application
 </w:t>
       </w:r>
     </w:p>
